--- a/docs/Лабораторный_журнал_исследования_Ковалева_Алиса.docx
+++ b/docs/Лабораторный_журнал_исследования_Ковалева_Алиса.docx
@@ -6265,7 +6265,7 @@
         <w:br/>
         <w:t>2. Критерий визуального увядания (Кассета №4): угол поникания верхушки &gt; 30°, потеря тургора черешков (обычно на 72–84 ч). Только в этот момент провести полив кассеты №4 объемом 25–30 мл воды.</w:t>
         <w:br/>
-        <w:t>3. Формула репарации: K_rec = (NDVI_post / NDVI_init) × 100%. Ранний полив по прибору обеспечивает K_rec = 98.2% (100% спасено), поздний по глазам — K_rec = 54.1% (потеря ~45% урожая).</w:t>
+        <w:t>3. Формула репарации: K_rec = (NDVI_post / NDVI_init) × 100%. Превентивный полив по станции обеспечивает K_rec = 98.2% (100% спасено), поздний традиционный полив — K_rec = 54.1% (потеря ~45% урожая).</w:t>
         <w:br/>
         <w:t>4. Формула CWSI = (ΔT - ΔT_wet) / (ΔT_dry - ΔT_wet), где ΔT_wet = -3.2 °C, ΔT_dry = +2.0 °C.</w:t>
       </w:r>
